--- a/guess-what/tests/quarter-1-test.docx
+++ b/guess-what/tests/quarter-1-test.docx
@@ -1093,7 +1093,7 @@
                 <w:i w:val="0"/>
                 <w:sz w:val="21"/>
               </w:rPr>
-              <w:t xml:space="preserve">  ____________</w:t>
+              <w:t xml:space="preserve">  ___________</w:t>
             </w:r>
           </w:p>
         </w:tc>
@@ -1530,7 +1530,7 @@
           <w:i w:val="0"/>
           <w:sz w:val="22"/>
         </w:rPr>
-        <w:t xml:space="preserve">  Anna has a tortoise. (</w:t>
+        <w:t xml:space="preserve">  Anna has a turtle. (</w:t>
       </w:r>
       <w:r>
         <w:rPr>
@@ -1566,7 +1566,7 @@
           <w:i w:val="0"/>
           <w:sz w:val="22"/>
         </w:rPr>
-        <w:t>) tortoise is old.</w:t>
+        <w:t>) turtle is old.</w:t>
       </w:r>
     </w:p>
     <w:p>
